--- a/config/cv_template.docx
+++ b/config/cv_template.docx
@@ -2218,7 +2218,7 @@
           <w:szCs w:val="20"/>
           <w:rtl w:val="0"/>
         </w:rPr>
-        <w:t xml:space="preserve">PREVIOUS EXPERIENCE (Civil Engineer - Construction Site Team Lead</w:t>
+        <w:t xml:space="preserve">PREVIOUS EXPERIENCE (Civil Engineer - Construction Site Team Lead)</w:t>
       </w:r>
       <w:r>
         <w:rPr>
@@ -2228,7 +2228,7 @@
           <w:szCs w:val="20"/>
           <w:rtl w:val="0"/>
         </w:rPr>
-        <w:t xml:space="preserve">__________________________________________________</w:t>
+        <w:t xml:space="preserve">_________________________________________________</w:t>
       </w:r>
       <w:r>
         <w:rPr>
